--- a/ClinicaOdontologica/Manual_de_Usuario_Clinica_Odontologica.docx
+++ b/ClinicaOdontologica/Manual_de_Usuario_Clinica_Odontologica.docx
@@ -188,7 +188,7 @@
           <w:sz w:val="22"/>
           <w:szCs w:val="22"/>
         </w:rPr>
-        <w:t xml:space="preserve">Ejecutar el comando: java -cp out/production/ClinicaOdontologica Main</w:t>
+        <w:t xml:space="preserve">Ejecutar el comando: java -jar out/ClinicaOdontologica.jar</w:t>
       </w:r>
     </w:p>
     <w:p>
@@ -206,7 +206,7 @@
           <w:sz w:val="22"/>
           <w:szCs w:val="22"/>
         </w:rPr>
-        <w:t xml:space="preserve">O bien hacer doble clic en el archivo .jar ejecutable (si está disponible).</w:t>
+        <w:t xml:space="preserve">O bien hacer doble clic en el archivo ClinicaOdontologica.jar directamente.</w:t>
       </w:r>
     </w:p>
     <w:p>

--- a/ClinicaOdontologica/Manual_de_Usuario_Clinica_Odontologica.docx
+++ b/ClinicaOdontologica/Manual_de_Usuario_Clinica_Odontologica.docx
@@ -1932,7 +1932,7 @@
           <w:sz w:val="22"/>
           <w:szCs w:val="22"/>
         </w:rPr>
-        <w:t xml:space="preserve">Los datos se guardan en la carpeta datos/ dentro del directorio de la aplicación, en cuatro archivos: pacientes.dat, odontologos.dat, secretarias.dat y turnos.dat.</w:t>
+        <w:t xml:space="preserve">Los datos se guardan en la carpeta datos/ dentro del directorio de la aplicación, en cuatro archivos de texto: pacientes.txt, odontologos.txt, secretarias.txt y turnos.txt.</w:t>
       </w:r>
     </w:p>
     <w:p>
@@ -1946,7 +1946,7 @@
           <w:sz w:val="22"/>
           <w:szCs w:val="22"/>
         </w:rPr>
-        <w:t xml:space="preserve">Estos archivos se crean automáticamente al guardar por primera vez. No modificar ni eliminar estos archivos manualmente, ya que son archivos binarios de serialización Java.</w:t>
+        <w:t xml:space="preserve">Estos archivos se crean automáticamente al guardar por primera vez. Pueden abrirse con cualquier editor de texto para consulta, pero no deben modificarse manualmente ya que el formato CSV con separador “;” debe respetarse para que el sistema los lea correctamente.</w:t>
       </w:r>
     </w:p>
     <w:p>
